--- a/LifeOS_Development_Plan.docx
+++ b/LifeOS_Development_Plan.docx
@@ -3439,7 +3439,30 @@
         <w:ind w:left="360"/>
       </w:pPr>
       <w:r>
-        <w:t xml:space="preserve">Unit tests alongside components/services (Jasmine/Karma, Angular's default) for anything with real logic (progress calculations, streak logic, date aggregation) — not for pure templates.</w:t>
+        <w:rPr>
+          <w:b/>
+          <w:bCs/>
+        </w:rPr>
+        <w:t xml:space="preserve">No </w:t>
+      </w:r>
+      <w:r>
+        <w:rPr>
+          <w:rFonts w:ascii="Consolas" w:cs="Consolas" w:eastAsia="Consolas" w:hAnsi="Consolas"/>
+          <w:b/>
+          <w:bCs/>
+          <w:shd w:fill="EEEEEE" w:val="clear"/>
+        </w:rPr>
+        <w:t xml:space="preserve">.spec.ts</w:t>
+      </w:r>
+      <w:r>
+        <w:rPr>
+          <w:b/>
+          <w:bCs/>
+        </w:rPr>
+        <w:t xml:space="preserve"> maintenance as routine scaffolding</w:t>
+      </w:r>
+      <w:r>
+        <w:t xml:space="preserve"> (confirmed with you in Session 2) — tests only get written for components/services with real logic (progress calculations, streak logic, date aggregation), not for templates or thin wrappers.</w:t>
       </w:r>
     </w:p>
     <w:p>
@@ -4069,21 +4092,38 @@
         <w:tc>
           <w:p>
             <w:r>
-              <w:t xml:space="preserve">Tooling &amp; conventions</w:t>
-            </w:r>
-          </w:p>
-        </w:tc>
-        <w:tc>
-          <w:p>
-            <w:r>
-              <w:t xml:space="preserve">ESLint/Prettier/strict TS wired; Serilog wired; global exception-handling middleware; standard API response envelope; Swagger</w:t>
-            </w:r>
-          </w:p>
-        </w:tc>
-        <w:tc>
-          <w:p>
-            <w:r>
-              <w:t xml:space="preserve">Lint passes, a thrown exception returns a clean JSON error, Swagger UI loads</w:t>
+              <w:t xml:space="preserve">✅ Tooling &amp; conventions</w:t>
+            </w:r>
+          </w:p>
+        </w:tc>
+        <w:tc>
+          <w:p>
+            <w:r>
+              <w:t xml:space="preserve">ESLint/Prettier/strict TS wired; Serilog wired; global exception-handling middleware; standard API response envelope; Swagger; fixed frontend library set installed; shared layout shell built</w:t>
+            </w:r>
+          </w:p>
+        </w:tc>
+        <w:tc>
+          <w:p>
+            <w:r>
+              <w:rPr>
+                <w:b/>
+                <w:bCs/>
+              </w:rPr>
+              <w:t xml:space="preserve">Done</w:t>
+            </w:r>
+            <w:r>
+              <w:t xml:space="preserve"> — lint clean, build clean, thrown exception returns a clean </w:t>
+            </w:r>
+            <w:r>
+              <w:rPr>
+                <w:rFonts w:ascii="Consolas" w:cs="Consolas" w:eastAsia="Consolas" w:hAnsi="Consolas"/>
+                <w:shd w:fill="EEEEEE" w:val="clear"/>
+              </w:rPr>
+              <w:t xml:space="preserve">ApiResponse</w:t>
+            </w:r>
+            <w:r>
+              <w:t xml:space="preserve"> JSON error, Swagger UI loads, shell+Home verified rendering in browser with zero console errors</w:t>
             </w:r>
           </w:p>
         </w:tc>

--- a/LifeOS_Development_Plan.docx
+++ b/LifeOS_Development_Plan.docx
@@ -241,7 +241,27 @@
         <w:ind w:left="360"/>
       </w:pPr>
       <w:r>
-        <w:t xml:space="preserve">Single user, local machine only, for now.</w:t>
+        <w:t xml:space="preserve">Local machine only, for now — but </w:t>
+      </w:r>
+      <w:r>
+        <w:rPr>
+          <w:b/>
+          <w:bCs/>
+        </w:rPr>
+        <w:t xml:space="preserve">multi-user capable at the data layer</w:t>
+      </w:r>
+      <w:r>
+        <w:t xml:space="preserve"> (confirmed in Session 2): every user-owned table carries a </w:t>
+      </w:r>
+      <w:r>
+        <w:rPr>
+          <w:rFonts w:ascii="Consolas" w:cs="Consolas" w:eastAsia="Consolas" w:hAnsi="Consolas"/>
+          <w:shd w:fill="EEEEEE" w:val="clear"/>
+        </w:rPr>
+        <w:t xml:space="preserve">UserId</w:t>
+      </w:r>
+      <w:r>
+        <w:t xml:space="preserve">, and there's a real registration screen, not just a single seeded account. Local-only hosting and multi-user schema aren't in tension — this just means the app is ready to have more than one person's data in it later without a schema rework.</w:t>
       </w:r>
     </w:p>
     <w:p>
@@ -412,17 +432,60 @@
           </w:tcPr>
           <w:p>
             <w:r>
-              <w:t xml:space="preserve">Single seeded user + JWT login, no registration/password-reset flow, no roles</w:t>
-            </w:r>
-          </w:p>
-        </w:tc>
-        <w:tc>
-          <w:tcPr>
-            <w:shd w:fill="F7F9FA" w:val="clear"/>
-          </w:tcPr>
-          <w:p>
-            <w:r>
-              <w:t xml:space="preserve">Confirmed: no multi-user or role concept exists anywhere in the blueprint. Building full Identity (email confirmation, password reset, roles) would burn days of the one-month budget on a feature that serves nobody but you.</w:t>
+              <w:t xml:space="preserve">Originally: single seeded user, no registration</w:t>
+            </w:r>
+            <w:r>
+              <w:t xml:space="preserve"> </w:t>
+            </w:r>
+            <w:r>
+              <w:rPr>
+                <w:b/>
+                <w:bCs/>
+              </w:rPr>
+              <w:t xml:space="preserve">Reversed per your request (Session 2)</w:t>
+            </w:r>
+            <w:r>
+              <w:t xml:space="preserve">: real multi-user </w:t>
+            </w:r>
+            <w:r>
+              <w:rPr>
+                <w:rFonts w:ascii="Consolas" w:cs="Consolas" w:eastAsia="Consolas" w:hAnsi="Consolas"/>
+                <w:shd w:fill="EEEEEE" w:val="clear"/>
+              </w:rPr>
+              <w:t xml:space="preserve">shared.Users</w:t>
+            </w:r>
+            <w:r>
+              <w:t xml:space="preserve"> table + JWT login </w:t>
+            </w:r>
+            <w:r>
+              <w:rPr>
+                <w:b/>
+                <w:bCs/>
+              </w:rPr>
+              <w:t xml:space="preserve">and</w:t>
+            </w:r>
+            <w:r>
+              <w:t xml:space="preserve"> a registration screen, built in Session 4. Still no password-reset flow or role-based access — those remain out of scope since nothing in the blueprint needs roles.</w:t>
+            </w:r>
+          </w:p>
+        </w:tc>
+        <w:tc>
+          <w:tcPr>
+            <w:shd w:fill="F7F9FA" w:val="clear"/>
+          </w:tcPr>
+          <w:p>
+            <w:r>
+              <w:t xml:space="preserve">You asked explicitly for multi-user support and a registration screen alongside login — schema redesigned in Session 3 accordingly (every user-owned table now carries a </w:t>
+            </w:r>
+            <w:r>
+              <w:rPr>
+                <w:rFonts w:ascii="Consolas" w:cs="Consolas" w:eastAsia="Consolas" w:hAnsi="Consolas"/>
+                <w:shd w:fill="EEEEEE" w:val="clear"/>
+              </w:rPr>
+              <w:t xml:space="preserve">UserId</w:t>
+            </w:r>
+            <w:r>
+              <w:t xml:space="preserve">).</w:t>
             </w:r>
           </w:p>
         </w:tc>
@@ -4145,7 +4208,7 @@
           </w:tcPr>
           <w:p>
             <w:r>
-              <w:t xml:space="preserve">Database &amp; base entities</w:t>
+              <w:t xml:space="preserve">✅ Database &amp; base entities (multi-user)</w:t>
             </w:r>
           </w:p>
         </w:tc>
@@ -4182,7 +4245,7 @@
               <w:t xml:space="preserve">shared.Users</w:t>
             </w:r>
             <w:r>
-              <w:t xml:space="preserve">/</w:t>
+              <w:t xml:space="preserve"> (real multi-row, no seeded account), </w:t>
             </w:r>
             <w:r>
               <w:rPr>
@@ -4202,17 +4265,27 @@
               <w:t xml:space="preserve">shared.EntityLinks</w:t>
             </w:r>
             <w:r>
-              <w:t xml:space="preserve">/</w:t>
+              <w:t xml:space="preserve"> (both </w:t>
             </w:r>
             <w:r>
               <w:rPr>
                 <w:rFonts w:ascii="Consolas" w:cs="Consolas" w:eastAsia="Consolas" w:hAnsi="Consolas"/>
                 <w:shd w:fill="EEEEEE" w:val="clear"/>
               </w:rPr>
+              <w:t xml:space="preserve">UserId</w:t>
+            </w:r>
+            <w:r>
+              <w:t xml:space="preserve">-scoped), </w:t>
+            </w:r>
+            <w:r>
+              <w:rPr>
+                <w:rFonts w:ascii="Consolas" w:cs="Consolas" w:eastAsia="Consolas" w:hAnsi="Consolas"/>
+                <w:shd w:fill="EEEEEE" w:val="clear"/>
+              </w:rPr>
               <w:t xml:space="preserve">shared.LifeAreas</w:t>
             </w:r>
             <w:r>
-              <w:t xml:space="preserve"> (seeded fixed list), base audit columns (CreatedAt/UpdatedAt, </w:t>
+              <w:t xml:space="preserve"> (seeded, global/unscoped), base audit columns (CreatedAt/UpdatedAt, </w:t>
             </w:r>
             <w:r>
               <w:rPr>
@@ -4232,7 +4305,7 @@
               <w:t xml:space="preserve">all dates UTC</w:t>
             </w:r>
             <w:r>
-              <w:t xml:space="preserve">) on every table; apply to </w:t>
+              <w:t xml:space="preserve">) on every table; applied to </w:t>
             </w:r>
             <w:r>
               <w:rPr>
@@ -4242,7 +4315,7 @@
               <w:t xml:space="preserve">LifeOS_UAT</w:t>
             </w:r>
             <w:r>
-              <w:t xml:space="preserve"> on LocalDB; run </w:t>
+              <w:t xml:space="preserve"> on LocalDB; </w:t>
             </w:r>
             <w:r>
               <w:rPr>
@@ -4252,7 +4325,7 @@
               <w:t xml:space="preserve">Scaffold-DbContext -force</w:t>
             </w:r>
             <w:r>
-              <w:t xml:space="preserve"> to generate </w:t>
+              <w:t xml:space="preserve"> generated </w:t>
             </w:r>
             <w:r>
               <w:rPr>
@@ -4262,7 +4335,7 @@
               <w:t xml:space="preserve">LifeOS.Core/Models</w:t>
             </w:r>
             <w:r>
-              <w:t xml:space="preserve">; add </w:t>
+              <w:t xml:space="preserve">; </w:t>
             </w:r>
             <w:r>
               <w:rPr>
@@ -4272,17 +4345,24 @@
               <w:t xml:space="preserve">ISoftDeletable</w:t>
             </w:r>
             <w:r>
-              <w:t xml:space="preserve"> partial classes + global query filter; seed single user; document the manual DB backup command</w:t>
-            </w:r>
-          </w:p>
-        </w:tc>
-        <w:tc>
-          <w:tcPr>
-            <w:shd w:fill="F7F9FA" w:val="clear"/>
-          </w:tcPr>
-          <w:p>
-            <w:r>
-              <w:t xml:space="preserve">Script runs clean on a fresh LocalDB; scaffold regenerates Models without errors; seeded user and Life Areas exist; backup command tested once</w:t>
+              <w:t xml:space="preserve"> partial classes + one reflective global query filter wired; manual DB backup command documented and tested</w:t>
+            </w:r>
+          </w:p>
+        </w:tc>
+        <w:tc>
+          <w:tcPr>
+            <w:shd w:fill="F7F9FA" w:val="clear"/>
+          </w:tcPr>
+          <w:p>
+            <w:r>
+              <w:rPr>
+                <w:b/>
+                <w:bCs/>
+              </w:rPr>
+              <w:t xml:space="preserve">Done</w:t>
+            </w:r>
+            <w:r>
+              <w:t xml:space="preserve"> — script runs clean on a fresh LocalDB; scaffold regenerates Models without errors; a temporary debug endpoint confirmed EF Core + the soft-delete filter work end-to-end against real data; backup command tested (450 pages backed up successfully)</w:t>
             </w:r>
           </w:p>
         </w:tc>
@@ -4298,21 +4378,71 @@
         <w:tc>
           <w:p>
             <w:r>
-              <w:t xml:space="preserve">Auth</w:t>
-            </w:r>
-          </w:p>
-        </w:tc>
-        <w:tc>
-          <w:p>
-            <w:r>
-              <w:t xml:space="preserve">JWT login endpoint, Angular login screen, auth guard + HTTP interceptor, logout</w:t>
-            </w:r>
-          </w:p>
-        </w:tc>
-        <w:tc>
-          <w:p>
-            <w:r>
-              <w:t xml:space="preserve">Can log in, hit a protected route, get rejected when logged out</w:t>
+              <w:t xml:space="preserve">Auth — login </w:t>
+            </w:r>
+            <w:r>
+              <w:rPr>
+                <w:b/>
+                <w:bCs/>
+              </w:rPr>
+              <w:t xml:space="preserve">and</w:t>
+            </w:r>
+            <w:r>
+              <w:t xml:space="preserve"> registration</w:t>
+            </w:r>
+          </w:p>
+        </w:tc>
+        <w:tc>
+          <w:p>
+            <w:r>
+              <w:t xml:space="preserve">JWT login endpoint, </w:t>
+            </w:r>
+            <w:r>
+              <w:rPr>
+                <w:b/>
+                <w:bCs/>
+              </w:rPr>
+              <w:t xml:space="preserve">registration endpoint</w:t>
+            </w:r>
+            <w:r>
+              <w:t xml:space="preserve"> (creates a new </w:t>
+            </w:r>
+            <w:r>
+              <w:rPr>
+                <w:rFonts w:ascii="Consolas" w:cs="Consolas" w:eastAsia="Consolas" w:hAnsi="Consolas"/>
+                <w:shd w:fill="EEEEEE" w:val="clear"/>
+              </w:rPr>
+              <w:t xml:space="preserve">shared.Users</w:t>
+            </w:r>
+            <w:r>
+              <w:t xml:space="preserve"> row), Angular login screen, </w:t>
+            </w:r>
+            <w:r>
+              <w:rPr>
+                <w:b/>
+                <w:bCs/>
+              </w:rPr>
+              <w:t xml:space="preserve">Angular registration screen</w:t>
+            </w:r>
+            <w:r>
+              <w:t xml:space="preserve">, auth guard + HTTP interceptor, logout, </w:t>
+            </w:r>
+            <w:r>
+              <w:rPr>
+                <w:rFonts w:ascii="Consolas" w:cs="Consolas" w:eastAsia="Consolas" w:hAnsi="Consolas"/>
+                <w:shd w:fill="EEEEEE" w:val="clear"/>
+              </w:rPr>
+              <w:t xml:space="preserve">ICurrentUserService</w:t>
+            </w:r>
+            <w:r>
+              <w:t xml:space="preserve"> reading the JWT claims</w:t>
+            </w:r>
+          </w:p>
+        </w:tc>
+        <w:tc>
+          <w:p>
+            <w:r>
+              <w:t xml:space="preserve">Can register a new account, log in with it, hit a protected route, get rejected when logged out</w:t>
             </w:r>
           </w:p>
         </w:tc>

--- a/LifeOS_Development_Plan.docx
+++ b/LifeOS_Development_Plan.docx
@@ -4378,7 +4378,7 @@
         <w:tc>
           <w:p>
             <w:r>
-              <w:t xml:space="preserve">Auth — login </w:t>
+              <w:t xml:space="preserve">✅ Auth — login </w:t>
             </w:r>
             <w:r>
               <w:rPr>
@@ -4442,7 +4442,24 @@
         <w:tc>
           <w:p>
             <w:r>
-              <w:t xml:space="preserve">Can register a new account, log in with it, hit a protected route, get rejected when logged out</w:t>
+              <w:rPr>
+                <w:b/>
+                <w:bCs/>
+              </w:rPr>
+              <w:t xml:space="preserve">Done</w:t>
+            </w:r>
+            <w:r>
+              <w:t xml:space="preserve"> — verified in a real browser: unauthenticated redirect to </w:t>
+            </w:r>
+            <w:r>
+              <w:rPr>
+                <w:rFonts w:ascii="Consolas" w:cs="Consolas" w:eastAsia="Consolas" w:hAnsi="Consolas"/>
+                <w:shd w:fill="EEEEEE" w:val="clear"/>
+              </w:rPr>
+              <w:t xml:space="preserve">/login</w:t>
+            </w:r>
+            <w:r>
+              <w:t xml:space="preserve">, registration → auto-login → home, logout → redirect, re-login — all confirmed working, not just curl-tested</w:t>
             </w:r>
           </w:p>
         </w:tc>

--- a/LifeOS_Development_Plan.docx
+++ b/LifeOS_Development_Plan.docx
@@ -4563,27 +4563,44 @@
           </w:tcPr>
           <w:p>
             <w:r>
-              <w:t xml:space="preserve">Tags</w:t>
-            </w:r>
-          </w:p>
-        </w:tc>
-        <w:tc>
-          <w:tcPr>
-            <w:shd w:fill="F7F9FA" w:val="clear"/>
-          </w:tcPr>
-          <w:p>
-            <w:r>
-              <w:t xml:space="preserve">Tags CRUD API + reusable Angular tag-picker component</w:t>
-            </w:r>
-          </w:p>
-        </w:tc>
-        <w:tc>
-          <w:tcPr>
-            <w:shd w:fill="F7F9FA" w:val="clear"/>
-          </w:tcPr>
-          <w:p>
-            <w:r>
-              <w:t xml:space="preserve">Can create/apply/remove tags from a test entity</w:t>
+              <w:t xml:space="preserve">✅ Tags</w:t>
+            </w:r>
+          </w:p>
+        </w:tc>
+        <w:tc>
+          <w:tcPr>
+            <w:shd w:fill="F7F9FA" w:val="clear"/>
+          </w:tcPr>
+          <w:p>
+            <w:r>
+              <w:t xml:space="preserve">Tags CRUD API + reusable Angular tag-picker component; per-user global query filter added (</w:t>
+            </w:r>
+            <w:r>
+              <w:rPr>
+                <w:rFonts w:ascii="Consolas" w:cs="Consolas" w:eastAsia="Consolas" w:hAnsi="Consolas"/>
+                <w:shd w:fill="EEEEEE" w:val="clear"/>
+              </w:rPr>
+              <w:t xml:space="preserve">IUserOwned</w:t>
+            </w:r>
+            <w:r>
+              <w:t xml:space="preserve">)</w:t>
+            </w:r>
+          </w:p>
+        </w:tc>
+        <w:tc>
+          <w:tcPr>
+            <w:shd w:fill="F7F9FA" w:val="clear"/>
+          </w:tcPr>
+          <w:p>
+            <w:r>
+              <w:rPr>
+                <w:b/>
+                <w:bCs/>
+              </w:rPr>
+              <w:t xml:space="preserve">Done</w:t>
+            </w:r>
+            <w:r>
+              <w:t xml:space="preserve"> — verified create/rename/delete via curl and in the browser, including per-user isolation with a second registered user</w:t>
             </w:r>
           </w:p>
         </w:tc>
